--- a/Mark/Angular Node/Mark Haney.docx
+++ b/Mark/Angular Node/Mark Haney.docx
@@ -180,8 +180,6 @@
               </w:rPr>
               <w:t>+1 (430) 279-2231</w:t>
             </w:r>
-            <w:bookmarkStart w:id="0" w:name="_GoBack"/>
-            <w:bookmarkEnd w:id="0"/>
             <w:r>
               <w:rPr>
                 <w:rFonts w:ascii="Times New Roman" w:eastAsia="Times New Roman" w:hAnsi="Times New Roman" w:cs="Times New Roman"/>
@@ -254,7 +252,29 @@
           <w:rFonts w:ascii="Times New Roman" w:hAnsi="Times New Roman" w:cs="Times New Roman"/>
           <w:sz w:val="24"/>
         </w:rPr>
-        <w:t xml:space="preserve">Staff Software Engineer specializing in the property technology, SaaS, nonprofit CRM, civic technology, and managed IT services industries, with strong delivery across Angular 2–17, Node.js 8–20, </w:t>
+        <w:t xml:space="preserve">Staff Software Engineer specializing in the property technology, SaaS, nonprofit CRM, civic technology, and managed IT services industries, with strong delivery across </w:t>
+      </w:r>
+      <w:r>
+        <w:rPr>
+          <w:rFonts w:ascii="Times New Roman" w:hAnsi="Times New Roman" w:cs="Times New Roman"/>
+          <w:b/>
+          <w:sz w:val="24"/>
+        </w:rPr>
+        <w:t>Angular 2–21</w:t>
+      </w:r>
+      <w:r>
+        <w:rPr>
+          <w:rFonts w:ascii="Times New Roman" w:hAnsi="Times New Roman" w:cs="Times New Roman"/>
+          <w:sz w:val="24"/>
+        </w:rPr>
+        <w:t xml:space="preserve">, </w:t>
+      </w:r>
+      <w:r>
+        <w:rPr>
+          <w:rFonts w:ascii="Times New Roman" w:hAnsi="Times New Roman" w:cs="Times New Roman"/>
+          <w:sz w:val="24"/>
+        </w:rPr>
+        <w:t xml:space="preserve">Node.js 8–20, </w:t>
       </w:r>
       <w:proofErr w:type="spellStart"/>
       <w:r>
@@ -270,7 +290,14 @@
           <w:rFonts w:ascii="Times New Roman" w:hAnsi="Times New Roman" w:cs="Times New Roman"/>
           <w:sz w:val="24"/>
         </w:rPr>
-        <w:t xml:space="preserve"> 2.7–5.x, Express 4.x, </w:t>
+        <w:t>, Express</w:t>
+      </w:r>
+      <w:r>
+        <w:rPr>
+          <w:rFonts w:ascii="Times New Roman" w:hAnsi="Times New Roman" w:cs="Times New Roman"/>
+          <w:sz w:val="24"/>
+        </w:rPr>
+        <w:t xml:space="preserve"> 4.x, </w:t>
       </w:r>
       <w:proofErr w:type="spellStart"/>
       <w:r>
@@ -286,7 +313,28 @@
           <w:rFonts w:ascii="Times New Roman" w:hAnsi="Times New Roman" w:cs="Times New Roman"/>
           <w:sz w:val="24"/>
         </w:rPr>
-        <w:t xml:space="preserve"> 8–10, MongoDB 3.6–7, PostgreSQL 10–16, AWS, Docker, and CI/CD. Experienced in modernizing legacy AngularJS and older Node services into scalable full-stack platforms, improving performance, reducing production defects, mentoring engineers, and delivering secure customer-facing features with clean architecture, measurable business value, reliable release practices, and practical ownership from discovery through production support.</w:t>
+        <w:t xml:space="preserve"> 8–10, MongoDB</w:t>
+      </w:r>
+      <w:r>
+        <w:rPr>
+          <w:rFonts w:ascii="Times New Roman" w:hAnsi="Times New Roman" w:cs="Times New Roman"/>
+          <w:sz w:val="24"/>
+        </w:rPr>
+        <w:t>,</w:t>
+      </w:r>
+      <w:r>
+        <w:rPr>
+          <w:rFonts w:ascii="Times New Roman" w:hAnsi="Times New Roman" w:cs="Times New Roman"/>
+          <w:sz w:val="24"/>
+        </w:rPr>
+        <w:t xml:space="preserve"> PostgreSQL </w:t>
+      </w:r>
+      <w:r>
+        <w:rPr>
+          <w:rFonts w:ascii="Times New Roman" w:hAnsi="Times New Roman" w:cs="Times New Roman"/>
+          <w:sz w:val="24"/>
+        </w:rPr>
+        <w:t>, AWS, Docker, and CI/CD. Experienced in modernizing legacy AngularJS and older Node services into scalable full-stack platforms, improving performance, reducing production defects, mentoring engineers, and delivering secure customer-facing features with clean architecture, measurable business value, reliable release practices, and practical ownership from discovery through production support.</w:t>
       </w:r>
     </w:p>
     <w:p>
@@ -340,10 +388,16 @@
         <w:rPr>
           <w:rStyle w:val="Strong"/>
         </w:rPr>
-        <w:t>Angular 2–17</w:t>
-      </w:r>
-      <w:r>
-        <w:t xml:space="preserve">, AngularJS 1.5–1.8, </w:t>
+        <w:t>Angular 2–</w:t>
+      </w:r>
+      <w:r>
+        <w:rPr>
+          <w:rStyle w:val="Strong"/>
+        </w:rPr>
+        <w:t>21</w:t>
+      </w:r>
+      <w:r>
+        <w:t xml:space="preserve">, AngularJS, </w:t>
       </w:r>
       <w:proofErr w:type="spellStart"/>
       <w:r>
@@ -351,7 +405,7 @@
       </w:r>
       <w:proofErr w:type="spellEnd"/>
       <w:r>
-        <w:t xml:space="preserve"> 2.7–5.x, </w:t>
+        <w:t xml:space="preserve">, </w:t>
       </w:r>
       <w:proofErr w:type="spellStart"/>
       <w:r>
@@ -359,7 +413,7 @@
       </w:r>
       <w:proofErr w:type="spellEnd"/>
       <w:r>
-        <w:t xml:space="preserve"> 5–7, </w:t>
+        <w:t xml:space="preserve">, </w:t>
       </w:r>
       <w:proofErr w:type="spellStart"/>
       <w:r>
@@ -367,7 +421,13 @@
       </w:r>
       <w:proofErr w:type="spellEnd"/>
       <w:r>
-        <w:t xml:space="preserve"> 7–16, HTML5, CSS3, SCSS, Bootstrap 3–5, Material UI, Responsive UI, Accessibility</w:t>
+        <w:t>, HT</w:t>
+      </w:r>
+      <w:r>
+        <w:t>ML5, CSS3, SCSS, Bootstrap</w:t>
+      </w:r>
+      <w:r>
+        <w:t>, Material UI, Responsive UI, Accessibility</w:t>
       </w:r>
     </w:p>
     <w:p>
@@ -449,10 +509,10 @@
         <w:rPr>
           <w:rStyle w:val="Strong"/>
         </w:rPr>
-        <w:t>MongoDB 3.6–7</w:t>
-      </w:r>
-      <w:r>
-        <w:t xml:space="preserve">, PostgreSQL 10–16, MySQL 5.7–8, </w:t>
+        <w:t>MongoDB</w:t>
+      </w:r>
+      <w:r>
+        <w:t xml:space="preserve">, PostgreSQL, MySQL, </w:t>
       </w:r>
       <w:proofErr w:type="spellStart"/>
       <w:r>
@@ -460,7 +520,7 @@
       </w:r>
       <w:proofErr w:type="spellEnd"/>
       <w:r>
-        <w:t xml:space="preserve"> 4–7, Mongoose, </w:t>
+        <w:t xml:space="preserve">, Mongoose, </w:t>
       </w:r>
       <w:proofErr w:type="spellStart"/>
       <w:r>
@@ -722,7 +782,13 @@
         <w:rPr>
           <w:rStyle w:val="Strong"/>
         </w:rPr>
-        <w:t>Angular 14–17</w:t>
+        <w:t>Angular 14–</w:t>
+      </w:r>
+      <w:r>
+        <w:rPr>
+          <w:rStyle w:val="Strong"/>
+        </w:rPr>
+        <w:t>21</w:t>
       </w:r>
       <w:r>
         <w:t xml:space="preserve">, </w:t>
@@ -790,16 +856,7 @@
         <w:t>Angular component libraries</w:t>
       </w:r>
       <w:r>
-        <w:t xml:space="preserve"> with strict typing, reactive forms, and shared UI patterns, reducing duplicate frontend code by </w:t>
-      </w:r>
-      <w:r>
-        <w:rPr>
-          <w:rStyle w:val="Strong"/>
-        </w:rPr>
-        <w:t>28%</w:t>
-      </w:r>
-      <w:r>
-        <w:t xml:space="preserve"> across major product modules.</w:t>
+        <w:t xml:space="preserve"> with strict typing, reactive forms, and shared UI patterns, reducing duplicate frontend code across major product modules.</w:t>
       </w:r>
     </w:p>
     <w:p>
@@ -829,16 +886,7 @@
         <w:t xml:space="preserve"> modules</w:t>
       </w:r>
       <w:r>
-        <w:t xml:space="preserve">, improving API consistency and reducing release defects by </w:t>
-      </w:r>
-      <w:r>
-        <w:rPr>
-          <w:rStyle w:val="Strong"/>
-        </w:rPr>
-        <w:t>23%</w:t>
-      </w:r>
-      <w:r>
-        <w:t>.</w:t>
+        <w:t>, improving API consistency and reducing release defects.</w:t>
       </w:r>
     </w:p>
     <w:p>
@@ -962,7 +1010,7 @@
         <w:rPr>
           <w:rStyle w:val="Strong"/>
         </w:rPr>
-        <w:t>MongoDB 6–7</w:t>
+        <w:t>MongoDB</w:t>
       </w:r>
       <w:r>
         <w:t>, and structured JSON logs to improve support visibility and compliance tracking.</w:t>
@@ -996,16 +1044,7 @@
         <w:t>GitHub Actions</w:t>
       </w:r>
       <w:r>
-        <w:t xml:space="preserve">, and AWS deployment pipelines, reducing failed deployments by </w:t>
-      </w:r>
-      <w:r>
-        <w:rPr>
-          <w:rStyle w:val="Strong"/>
-        </w:rPr>
-        <w:t>26%</w:t>
-      </w:r>
-      <w:r>
-        <w:t xml:space="preserve"> through better environment validation.</w:t>
+        <w:t>, and AWS deployment pipelines, reducing failed deployments by through better environment validation.</w:t>
       </w:r>
     </w:p>
     <w:p>
@@ -1267,12 +1306,6 @@
       </w:r>
       <w:proofErr w:type="spellEnd"/>
       <w:r>
-        <w:rPr>
-          <w:rStyle w:val="Strong"/>
-        </w:rPr>
-        <w:t xml:space="preserve"> 3.7–4.6</w:t>
-      </w:r>
-      <w:r>
         <w:t>, Express, PostgreSQL, and AWS services for scalable tenant and owner workflows.</w:t>
       </w:r>
     </w:p>
@@ -1331,6 +1364,7 @@
       <w:r>
         <w:t xml:space="preserve">Migrated older JavaScript services into </w:t>
       </w:r>
+      <w:bookmarkStart w:id="0" w:name="_GoBack"/>
       <w:proofErr w:type="spellStart"/>
       <w:r>
         <w:rPr>
@@ -1343,19 +1377,23 @@
         <w:rPr>
           <w:rStyle w:val="Strong"/>
         </w:rPr>
-        <w:t>-based Node.js</w:t>
-      </w:r>
-      <w:r>
-        <w:t xml:space="preserve"> modules with stronger interfaces, reducing runtime type-related defects by </w:t>
-      </w:r>
+        <w:t xml:space="preserve">-based </w:t>
+      </w:r>
+      <w:bookmarkEnd w:id="0"/>
       <w:r>
         <w:rPr>
           <w:rStyle w:val="Strong"/>
         </w:rPr>
-        <w:t>21%</w:t>
-      </w:r>
-      <w:r>
-        <w:t xml:space="preserve"> during release cycles.</w:t>
+        <w:t>Node.js</w:t>
+      </w:r>
+      <w:r>
+        <w:t xml:space="preserve"> modules with stronger interfaces, reducing runtime type-relat</w:t>
+      </w:r>
+      <w:r>
+        <w:t xml:space="preserve">ed defects </w:t>
+      </w:r>
+      <w:r>
+        <w:t>during release cycles.</w:t>
       </w:r>
     </w:p>
     <w:p>
@@ -1631,25 +1669,22 @@
         <w:t>AngularJS 1.6–1.7</w:t>
       </w:r>
       <w:r>
-        <w:t xml:space="preserve">, early </w:t>
+        <w:t xml:space="preserve">, </w:t>
       </w:r>
       <w:r>
         <w:rPr>
           <w:rStyle w:val="Strong"/>
         </w:rPr>
-        <w:t>Angular 2–4</w:t>
-      </w:r>
-      <w:r>
-        <w:t xml:space="preserve">, </w:t>
-      </w:r>
-      <w:r>
-        <w:rPr>
-          <w:rStyle w:val="Strong"/>
-        </w:rPr>
         <w:t>Node.js 6–8</w:t>
       </w:r>
       <w:r>
-        <w:t>, Express, MongoDB, and SQL Server integrations.</w:t>
+        <w:t>, Express</w:t>
+      </w:r>
+      <w:r>
+        <w:t xml:space="preserve"> 4</w:t>
+      </w:r>
+      <w:r>
+        <w:t>, MongoDB, and SQL Server integrations.</w:t>
       </w:r>
     </w:p>
     <w:p>
@@ -1919,7 +1954,7 @@
         <w:rPr>
           <w:rStyle w:val="Strong"/>
         </w:rPr>
-        <w:t>AngularJS 1.4–1.6</w:t>
+        <w:t>AngularJS</w:t>
       </w:r>
       <w:r>
         <w:t xml:space="preserve">, </w:t>
@@ -1928,7 +1963,13 @@
         <w:rPr>
           <w:rStyle w:val="Strong"/>
         </w:rPr>
-        <w:t>Node.js 4–6</w:t>
+        <w:t xml:space="preserve">Node.js </w:t>
+      </w:r>
+      <w:r>
+        <w:rPr>
+          <w:rStyle w:val="Strong"/>
+        </w:rPr>
+        <w:t>0.10/0.12</w:t>
       </w:r>
       <w:r>
         <w:t>, Express, Bootstrap, MongoDB, and REST APIs for government communication workflows.</w:t>
@@ -2172,13 +2213,10 @@
         <w:t xml:space="preserve">Supported internal managed IT service tools using </w:t>
       </w:r>
       <w:r>
-        <w:rPr>
-          <w:rStyle w:val="Strong"/>
-        </w:rPr>
-        <w:t>Node.js 0.10/0.12</w:t>
-      </w:r>
-      <w:r>
-        <w:t>, Express 3/4, JavaScript, jQuery, Bootstrap 3, MySQL, and early REST APIs.</w:t>
+        <w:t>JavaScript, jQuery, Bootstrap 3 and</w:t>
+      </w:r>
+      <w:r>
+        <w:t xml:space="preserve"> MySQL.</w:t>
       </w:r>
     </w:p>
     <w:p>
@@ -2204,7 +2242,6 @@
         <w:jc w:val="both"/>
       </w:pPr>
       <w:r>
-        <w:lastRenderedPageBreak/>
         <w:t xml:space="preserve">Fixed UI and backend bugs involving incorrect ticket status changes, improving service desk workflow accuracy by </w:t>
       </w:r>
       <w:r>
@@ -2227,6 +2264,7 @@
         <w:jc w:val="both"/>
       </w:pPr>
       <w:r>
+        <w:lastRenderedPageBreak/>
         <w:t>Assisted with migration from older callback-heavy Node.js code toward cleaner Express 4 route structure, shared middleware, and reusable helper functions.</w:t>
       </w:r>
     </w:p>
@@ -6201,7 +6239,7 @@
 </file>
 
 <file path=customXml/itemProps1.xml><?xml version="1.0" encoding="utf-8"?>
-<ds:datastoreItem xmlns:ds="http://schemas.openxmlformats.org/officeDocument/2006/customXml" ds:itemID="{7D381132-0AE1-4835-A7CE-6F5044C1D4F9}">
+<ds:datastoreItem xmlns:ds="http://schemas.openxmlformats.org/officeDocument/2006/customXml" ds:itemID="{64F06583-BF3B-46CC-8E25-065F4A84EDF7}">
   <ds:schemaRefs>
     <ds:schemaRef ds:uri="http://schemas.openxmlformats.org/officeDocument/2006/bibliography"/>
   </ds:schemaRefs>
